--- a/ProjectCharter.docx
+++ b/ProjectCharter.docx
@@ -1,6 +1,6 @@
 
 <file path=word/document.xml><?xml version="1.0" encoding="utf-8"?>
-<w:document xmlns:wpc="http://schemas.microsoft.com/office/word/2010/wordprocessingCanvas" xmlns:cx="http://schemas.microsoft.com/office/drawing/2014/chartex" xmlns:cx1="http://schemas.microsoft.com/office/drawing/2015/9/8/chartex" xmlns:cx2="http://schemas.microsoft.com/office/drawing/2015/10/21/chartex" xmlns:cx3="http://schemas.microsoft.com/office/drawing/2016/5/9/chartex" xmlns:cx4="http://schemas.microsoft.com/office/drawing/2016/5/10/chartex" xmlns:cx5="http://schemas.microsoft.com/office/drawing/2016/5/11/chartex" xmlns:cx6="http://schemas.microsoft.com/office/drawing/2016/5/12/chartex" xmlns:cx7="http://schemas.microsoft.com/office/drawing/2016/5/13/chartex" xmlns:cx8="http://schemas.microsoft.com/office/drawing/2016/5/14/chartex" xmlns:mc="http://schemas.openxmlformats.org/markup-compatibility/2006" xmlns:aink="http://schemas.microsoft.com/office/drawing/2016/ink" xmlns:am3d="http://schemas.microsoft.com/office/drawing/2017/model3d" xmlns:o="urn:schemas-microsoft-com:office:office" xmlns:r="http://schemas.openxmlformats.org/officeDocument/2006/relationships" xmlns:m="http://schemas.openxmlformats.org/officeDocument/2006/math" xmlns:v="urn:schemas-microsoft-com:vml" xmlns:wp14="http://schemas.microsoft.com/office/word/2010/wordprocessingDrawing" xmlns:wp="http://schemas.openxmlformats.org/drawingml/2006/wordprocessingDrawing" xmlns:w10="urn:schemas-microsoft-com:office:word" xmlns:w="http://schemas.openxmlformats.org/wordprocessingml/2006/main" xmlns:w14="http://schemas.microsoft.com/office/word/2010/wordml" xmlns:w15="http://schemas.microsoft.com/office/word/2012/wordml" xmlns:w16cex="http://schemas.microsoft.com/office/word/2018/wordml/cex" xmlns:w16cid="http://schemas.microsoft.com/office/word/2016/wordml/cid" xmlns:w16="http://schemas.microsoft.com/office/word/2018/wordml" xmlns:w16sdtdh="http://schemas.microsoft.com/office/word/2020/wordml/sdtdatahash" xmlns:w16se="http://schemas.microsoft.com/office/word/2015/wordml/symex" xmlns:wpg="http://schemas.microsoft.com/office/word/2010/wordprocessingGroup" xmlns:wpi="http://schemas.microsoft.com/office/word/2010/wordprocessingInk" xmlns:wne="http://schemas.microsoft.com/office/word/2006/wordml" xmlns:wps="http://schemas.microsoft.com/office/word/2010/wordprocessingShape" mc:Ignorable="w14 w15 w16se w16cid w16 w16cex w16sdtdh wp14">
+<w:document xmlns:wpc="http://schemas.microsoft.com/office/word/2010/wordprocessingCanvas" xmlns:cx="http://schemas.microsoft.com/office/drawing/2014/chartex" xmlns:cx1="http://schemas.microsoft.com/office/drawing/2015/9/8/chartex" xmlns:cx2="http://schemas.microsoft.com/office/drawing/2015/10/21/chartex" xmlns:cx3="http://schemas.microsoft.com/office/drawing/2016/5/9/chartex" xmlns:cx4="http://schemas.microsoft.com/office/drawing/2016/5/10/chartex" xmlns:cx5="http://schemas.microsoft.com/office/drawing/2016/5/11/chartex" xmlns:cx6="http://schemas.microsoft.com/office/drawing/2016/5/12/chartex" xmlns:cx7="http://schemas.microsoft.com/office/drawing/2016/5/13/chartex" xmlns:cx8="http://schemas.microsoft.com/office/drawing/2016/5/14/chartex" xmlns:mc="http://schemas.openxmlformats.org/markup-compatibility/2006" xmlns:aink="http://schemas.microsoft.com/office/drawing/2016/ink" xmlns:am3d="http://schemas.microsoft.com/office/drawing/2017/model3d" xmlns:o="urn:schemas-microsoft-com:office:office" xmlns:oel="http://schemas.microsoft.com/office/2019/extlst" xmlns:r="http://schemas.openxmlformats.org/officeDocument/2006/relationships" xmlns:m="http://schemas.openxmlformats.org/officeDocument/2006/math" xmlns:v="urn:schemas-microsoft-com:vml" xmlns:wp14="http://schemas.microsoft.com/office/word/2010/wordprocessingDrawing" xmlns:wp="http://schemas.openxmlformats.org/drawingml/2006/wordprocessingDrawing" xmlns:w10="urn:schemas-microsoft-com:office:word" xmlns:w="http://schemas.openxmlformats.org/wordprocessingml/2006/main" xmlns:w14="http://schemas.microsoft.com/office/word/2010/wordml" xmlns:w15="http://schemas.microsoft.com/office/word/2012/wordml" xmlns:w16cex="http://schemas.microsoft.com/office/word/2018/wordml/cex" xmlns:w16cid="http://schemas.microsoft.com/office/word/2016/wordml/cid" xmlns:w16="http://schemas.microsoft.com/office/word/2018/wordml" xmlns:w16du="http://schemas.microsoft.com/office/word/2023/wordml/word16du" xmlns:w16sdtdh="http://schemas.microsoft.com/office/word/2020/wordml/sdtdatahash" xmlns:w16sdtfl="http://schemas.microsoft.com/office/word/2024/wordml/sdtformatlock" xmlns:w16se="http://schemas.microsoft.com/office/word/2015/wordml/symex" xmlns:wpg="http://schemas.microsoft.com/office/word/2010/wordprocessingGroup" xmlns:wpi="http://schemas.microsoft.com/office/word/2010/wordprocessingInk" xmlns:wne="http://schemas.microsoft.com/office/word/2006/wordml" xmlns:wps="http://schemas.microsoft.com/office/word/2010/wordprocessingShape" mc:Ignorable="w14 w15 w16se w16cid w16 w16cex w16sdtdh w16sdtfl w16du wp14">
   <w:body>
     <w:p>
       <w:pPr>
@@ -68,7 +68,7 @@
           </w:tcPr>
           <w:p>
             <w:pPr>
-              <w:spacing w:before="240" w:after="240" w:line="240" w:lineRule="auto"/>
+              <w:spacing w:after="240" w:line="240" w:lineRule="auto"/>
             </w:pPr>
             <w:r>
               <w:t>Como parte fundamental de sus procesos de manufactura y cumplimiento normativo, la planta Vantive Cuernavaca genera anualmente un volumen considerable de lotes de producción. Por cada uno de estos lotes se retienen muestras con el fin de realizar las revisiones periódicas anuales que garantizan la seguridad y calidad de los productos para el cuidado renal.</w:t>
@@ -76,7 +76,7 @@
           </w:p>
           <w:p>
             <w:pPr>
-              <w:spacing w:before="240" w:after="240" w:line="240" w:lineRule="auto"/>
+              <w:spacing w:before="240" w:after="0" w:line="240" w:lineRule="auto"/>
             </w:pPr>
             <w:r>
               <w:t>Actualmente, el control y la gestión de estas muestras se llevan a cabo de manera manual mediante el uso de bitácoras físicas. Esta falta de digitalización y centralización de la información genera dificultades críticas al momento en que el área de calidad requiere localizar muestras específicas para su inspección, derivando en tiempos de búsqueda excesivos y una baja eficiencia operativa.</w:t>
@@ -322,13 +322,8 @@
               <w:spacing w:after="0" w:line="240" w:lineRule="auto"/>
             </w:pPr>
             <w:r>
-              <w:t xml:space="preserve">Repositorio de </w:t>
-            </w:r>
-            <w:proofErr w:type="spellStart"/>
-            <w:r>
-              <w:t>Frontend</w:t>
-            </w:r>
-            <w:proofErr w:type="spellEnd"/>
+              <w:t>Repositorio de Frontend</w:t>
+            </w:r>
           </w:p>
         </w:tc>
       </w:tr>
@@ -974,7 +969,6 @@
                 <w:sz w:val="20"/>
                 <w:szCs w:val="20"/>
               </w:rPr>
-              <w:lastRenderedPageBreak/>
               <w:t>14</w:t>
             </w:r>
           </w:p>
@@ -1487,6 +1481,9 @@
               <w:spacing w:after="0"/>
               <w:jc w:val="center"/>
             </w:pPr>
+            <w:r>
+              <w:t>22/01/26</w:t>
+            </w:r>
           </w:p>
         </w:tc>
         <w:tc>
@@ -1530,6 +1527,9 @@
               <w:spacing w:after="0"/>
               <w:jc w:val="center"/>
             </w:pPr>
+            <w:r>
+              <w:t>26/02/26</w:t>
+            </w:r>
           </w:p>
         </w:tc>
         <w:tc>
@@ -1573,6 +1573,9 @@
               <w:spacing w:after="0"/>
               <w:jc w:val="center"/>
             </w:pPr>
+            <w:r>
+              <w:t>26/03/26</w:t>
+            </w:r>
           </w:p>
         </w:tc>
         <w:tc>
@@ -1616,6 +1619,12 @@
               <w:spacing w:after="0"/>
               <w:jc w:val="center"/>
             </w:pPr>
+            <w:r>
+              <w:t>2</w:t>
+            </w:r>
+            <w:r>
+              <w:t>6/04/26</w:t>
+            </w:r>
           </w:p>
         </w:tc>
         <w:tc>
@@ -1807,7 +1816,10 @@
               <w:spacing w:after="0" w:line="240" w:lineRule="auto"/>
             </w:pPr>
             <w:r>
-              <w:t>16/04/26</w:t>
+              <w:t>2</w:t>
+            </w:r>
+            <w:r>
+              <w:t>6/04/26</w:t>
             </w:r>
             <w:r>
               <w:tab/>
@@ -2032,67 +2044,32 @@
               <w:spacing w:after="0" w:line="240" w:lineRule="auto"/>
             </w:pPr>
             <w:r>
-              <w:t xml:space="preserve">El sistema será desarrollado usando </w:t>
-            </w:r>
-            <w:r>
-              <w:rPr>
-                <w:b/>
-              </w:rPr>
-              <w:t>React.js (</w:t>
+              <w:t>El sistema será desarrollado usando React.js (Frontend) y</w:t>
+            </w:r>
+            <w:r>
+              <w:t xml:space="preserve"> .net Framework</w:t>
+            </w:r>
+            <w:r>
+              <w:t xml:space="preserve"> (Backend)</w:t>
+            </w:r>
+          </w:p>
+        </w:tc>
+      </w:tr>
+      <w:tr>
+        <w:tc>
+          <w:tcPr>
+            <w:tcW w:w="10661" w:type="dxa"/>
+            <w:shd w:val="clear" w:color="auto" w:fill="FFFFFF"/>
+          </w:tcPr>
+          <w:p>
+            <w:pPr>
+              <w:spacing w:after="0" w:line="240" w:lineRule="auto"/>
+            </w:pPr>
+            <w:r>
+              <w:t xml:space="preserve">Uso exclusivo de base de datos relacional </w:t>
             </w:r>
             <w:proofErr w:type="spellStart"/>
             <w:r>
-              <w:rPr>
-                <w:b/>
-              </w:rPr>
-              <w:t>Frontend</w:t>
-            </w:r>
-            <w:proofErr w:type="spellEnd"/>
-            <w:r>
-              <w:rPr>
-                <w:b/>
-              </w:rPr>
-              <w:t>)</w:t>
-            </w:r>
-            <w:r>
-              <w:t xml:space="preserve"> y</w:t>
-            </w:r>
-            <w:r>
-              <w:t xml:space="preserve"> </w:t>
-            </w:r>
-            <w:r>
-              <w:rPr>
-                <w:b/>
-              </w:rPr>
-              <w:t>.net Framework</w:t>
-            </w:r>
-            <w:r>
-              <w:rPr>
-                <w:b/>
-              </w:rPr>
-              <w:t xml:space="preserve"> (Backend)</w:t>
-            </w:r>
-          </w:p>
-        </w:tc>
-      </w:tr>
-      <w:tr>
-        <w:tc>
-          <w:tcPr>
-            <w:tcW w:w="10661" w:type="dxa"/>
-            <w:shd w:val="clear" w:color="auto" w:fill="FFFFFF"/>
-          </w:tcPr>
-          <w:p>
-            <w:pPr>
-              <w:spacing w:after="0" w:line="240" w:lineRule="auto"/>
-            </w:pPr>
-            <w:r>
-              <w:t xml:space="preserve">Uso exclusivo de base de datos relacional </w:t>
-            </w:r>
-            <w:proofErr w:type="spellStart"/>
-            <w:r>
-              <w:rPr>
-                <w:b/>
-              </w:rPr>
               <w:t>SQLServer</w:t>
             </w:r>
             <w:proofErr w:type="spellEnd"/>
@@ -2275,22 +2252,8 @@
               <w:spacing w:after="0" w:line="240" w:lineRule="auto"/>
             </w:pPr>
             <w:r>
-              <w:lastRenderedPageBreak/>
               <w:t>Baja adopción inicial del sistema</w:t>
             </w:r>
-          </w:p>
-        </w:tc>
-      </w:tr>
-      <w:tr>
-        <w:tc>
-          <w:tcPr>
-            <w:tcW w:w="10661" w:type="dxa"/>
-            <w:shd w:val="clear" w:color="auto" w:fill="FFFFFF"/>
-          </w:tcPr>
-          <w:p>
-            <w:pPr>
-              <w:spacing w:after="0" w:line="240" w:lineRule="auto"/>
-            </w:pPr>
           </w:p>
         </w:tc>
       </w:tr>
@@ -2339,6 +2302,7 @@
               <w:rPr>
                 <w:b/>
               </w:rPr>
+              <w:lastRenderedPageBreak/>
               <w:t>Glosario</w:t>
             </w:r>
           </w:p>
@@ -2669,6 +2633,7 @@
         <w:tc>
           <w:tcPr>
             <w:tcW w:w="3385" w:type="dxa"/>
+            <w:vAlign w:val="bottom"/>
           </w:tcPr>
           <w:p>
             <w:pPr>
@@ -2683,23 +2648,14 @@
             <w:pPr>
               <w:spacing w:after="0"/>
               <w:jc w:val="center"/>
-              <w:rPr>
-                <w:b/>
-              </w:rPr>
             </w:pPr>
           </w:p>
           <w:p>
             <w:pPr>
               <w:spacing w:after="0"/>
               <w:jc w:val="center"/>
-              <w:rPr>
-                <w:b/>
-              </w:rPr>
-            </w:pPr>
-            <w:r>
-              <w:rPr>
-                <w:b/>
-              </w:rPr>
+            </w:pPr>
+            <w:r>
               <w:t>Andrés Yismael Díaz Hernández</w:t>
             </w:r>
           </w:p>
@@ -2708,6 +2664,12 @@
           <w:tcPr>
             <w:tcW w:w="3759" w:type="dxa"/>
           </w:tcPr>
+          <w:p>
+            <w:pPr>
+              <w:spacing w:before="240" w:after="240"/>
+              <w:jc w:val="center"/>
+            </w:pPr>
+          </w:p>
           <w:p>
             <w:pPr>
               <w:spacing w:after="0"/>
@@ -2716,6 +2678,9 @@
                 <w:b/>
               </w:rPr>
             </w:pPr>
+            <w:r>
+              <w:t>I. I. Julio César Torres Hernández</w:t>
+            </w:r>
           </w:p>
         </w:tc>
         <w:tc>
@@ -2726,10 +2691,19 @@
             <w:pPr>
               <w:spacing w:before="240" w:after="240"/>
               <w:jc w:val="center"/>
-              <w:rPr>
-                <w:b/>
-              </w:rPr>
-            </w:pPr>
+            </w:pPr>
+          </w:p>
+          <w:p>
+            <w:pPr>
+              <w:spacing w:before="240" w:after="0"/>
+              <w:jc w:val="center"/>
+              <w:rPr>
+                <w:b/>
+              </w:rPr>
+            </w:pPr>
+            <w:r>
+              <w:t>I. I. Julio César Torres Hernández</w:t>
+            </w:r>
           </w:p>
         </w:tc>
       </w:tr>
@@ -2922,6 +2896,9 @@
               <w:spacing w:after="0"/>
               <w:jc w:val="center"/>
             </w:pPr>
+            <w:r>
+              <w:t>15/01/26</w:t>
+            </w:r>
           </w:p>
         </w:tc>
         <w:tc>
@@ -2947,8 +2924,12 @@
       </w:pPr>
     </w:p>
     <w:sectPr>
-      <w:headerReference w:type="default" r:id="rId8"/>
-      <w:footerReference w:type="default" r:id="rId9"/>
+      <w:headerReference w:type="even" r:id="rId8"/>
+      <w:headerReference w:type="default" r:id="rId9"/>
+      <w:footerReference w:type="even" r:id="rId10"/>
+      <w:footerReference w:type="default" r:id="rId11"/>
+      <w:headerReference w:type="first" r:id="rId12"/>
+      <w:footerReference w:type="first" r:id="rId13"/>
       <w:pgSz w:w="12242" w:h="15842"/>
       <w:pgMar w:top="567" w:right="720" w:bottom="567" w:left="851" w:header="567" w:footer="567" w:gutter="0"/>
       <w:pgNumType w:start="1"/>
@@ -2959,7 +2940,7 @@
 </file>
 
 <file path=word/endnotes.xml><?xml version="1.0" encoding="utf-8"?>
-<w:endnotes xmlns:wpc="http://schemas.microsoft.com/office/word/2010/wordprocessingCanvas" xmlns:cx="http://schemas.microsoft.com/office/drawing/2014/chartex" xmlns:cx1="http://schemas.microsoft.com/office/drawing/2015/9/8/chartex" xmlns:cx2="http://schemas.microsoft.com/office/drawing/2015/10/21/chartex" xmlns:cx3="http://schemas.microsoft.com/office/drawing/2016/5/9/chartex" xmlns:cx4="http://schemas.microsoft.com/office/drawing/2016/5/10/chartex" xmlns:cx5="http://schemas.microsoft.com/office/drawing/2016/5/11/chartex" xmlns:cx6="http://schemas.microsoft.com/office/drawing/2016/5/12/chartex" xmlns:cx7="http://schemas.microsoft.com/office/drawing/2016/5/13/chartex" xmlns:cx8="http://schemas.microsoft.com/office/drawing/2016/5/14/chartex" xmlns:mc="http://schemas.openxmlformats.org/markup-compatibility/2006" xmlns:aink="http://schemas.microsoft.com/office/drawing/2016/ink" xmlns:am3d="http://schemas.microsoft.com/office/drawing/2017/model3d" xmlns:o="urn:schemas-microsoft-com:office:office" xmlns:r="http://schemas.openxmlformats.org/officeDocument/2006/relationships" xmlns:m="http://schemas.openxmlformats.org/officeDocument/2006/math" xmlns:v="urn:schemas-microsoft-com:vml" xmlns:wp14="http://schemas.microsoft.com/office/word/2010/wordprocessingDrawing" xmlns:wp="http://schemas.openxmlformats.org/drawingml/2006/wordprocessingDrawing" xmlns:w10="urn:schemas-microsoft-com:office:word" xmlns:w="http://schemas.openxmlformats.org/wordprocessingml/2006/main" xmlns:w14="http://schemas.microsoft.com/office/word/2010/wordml" xmlns:w15="http://schemas.microsoft.com/office/word/2012/wordml" xmlns:w16cex="http://schemas.microsoft.com/office/word/2018/wordml/cex" xmlns:w16cid="http://schemas.microsoft.com/office/word/2016/wordml/cid" xmlns:w16="http://schemas.microsoft.com/office/word/2018/wordml" xmlns:w16sdtdh="http://schemas.microsoft.com/office/word/2020/wordml/sdtdatahash" xmlns:w16se="http://schemas.microsoft.com/office/word/2015/wordml/symex" xmlns:wpg="http://schemas.microsoft.com/office/word/2010/wordprocessingGroup" xmlns:wpi="http://schemas.microsoft.com/office/word/2010/wordprocessingInk" xmlns:wne="http://schemas.microsoft.com/office/word/2006/wordml" xmlns:wps="http://schemas.microsoft.com/office/word/2010/wordprocessingShape" mc:Ignorable="w14 w15 w16se w16cid w16 w16cex w16sdtdh wp14">
+<w:endnotes xmlns:wpc="http://schemas.microsoft.com/office/word/2010/wordprocessingCanvas" xmlns:cx="http://schemas.microsoft.com/office/drawing/2014/chartex" xmlns:cx1="http://schemas.microsoft.com/office/drawing/2015/9/8/chartex" xmlns:cx2="http://schemas.microsoft.com/office/drawing/2015/10/21/chartex" xmlns:cx3="http://schemas.microsoft.com/office/drawing/2016/5/9/chartex" xmlns:cx4="http://schemas.microsoft.com/office/drawing/2016/5/10/chartex" xmlns:cx5="http://schemas.microsoft.com/office/drawing/2016/5/11/chartex" xmlns:cx6="http://schemas.microsoft.com/office/drawing/2016/5/12/chartex" xmlns:cx7="http://schemas.microsoft.com/office/drawing/2016/5/13/chartex" xmlns:cx8="http://schemas.microsoft.com/office/drawing/2016/5/14/chartex" xmlns:mc="http://schemas.openxmlformats.org/markup-compatibility/2006" xmlns:aink="http://schemas.microsoft.com/office/drawing/2016/ink" xmlns:am3d="http://schemas.microsoft.com/office/drawing/2017/model3d" xmlns:o="urn:schemas-microsoft-com:office:office" xmlns:oel="http://schemas.microsoft.com/office/2019/extlst" xmlns:r="http://schemas.openxmlformats.org/officeDocument/2006/relationships" xmlns:m="http://schemas.openxmlformats.org/officeDocument/2006/math" xmlns:v="urn:schemas-microsoft-com:vml" xmlns:wp14="http://schemas.microsoft.com/office/word/2010/wordprocessingDrawing" xmlns:wp="http://schemas.openxmlformats.org/drawingml/2006/wordprocessingDrawing" xmlns:w10="urn:schemas-microsoft-com:office:word" xmlns:w="http://schemas.openxmlformats.org/wordprocessingml/2006/main" xmlns:w14="http://schemas.microsoft.com/office/word/2010/wordml" xmlns:w15="http://schemas.microsoft.com/office/word/2012/wordml" xmlns:w16cex="http://schemas.microsoft.com/office/word/2018/wordml/cex" xmlns:w16cid="http://schemas.microsoft.com/office/word/2016/wordml/cid" xmlns:w16="http://schemas.microsoft.com/office/word/2018/wordml" xmlns:w16du="http://schemas.microsoft.com/office/word/2023/wordml/word16du" xmlns:w16sdtdh="http://schemas.microsoft.com/office/word/2020/wordml/sdtdatahash" xmlns:w16sdtfl="http://schemas.microsoft.com/office/word/2024/wordml/sdtformatlock" xmlns:w16se="http://schemas.microsoft.com/office/word/2015/wordml/symex" xmlns:wpg="http://schemas.microsoft.com/office/word/2010/wordprocessingGroup" xmlns:wpi="http://schemas.microsoft.com/office/word/2010/wordprocessingInk" xmlns:wne="http://schemas.microsoft.com/office/word/2006/wordml" xmlns:wps="http://schemas.microsoft.com/office/word/2010/wordprocessingShape" mc:Ignorable="w14 w15 w16se w16cid w16 w16cex w16sdtdh w16sdtfl w16du wp14">
   <w:endnote w:type="separator" w:id="-1">
     <w:p>
       <w:pPr>
@@ -2984,7 +2965,17 @@
 </file>
 
 <file path=word/footer1.xml><?xml version="1.0" encoding="utf-8"?>
-<w:ftr xmlns:wpc="http://schemas.microsoft.com/office/word/2010/wordprocessingCanvas" xmlns:cx="http://schemas.microsoft.com/office/drawing/2014/chartex" xmlns:cx1="http://schemas.microsoft.com/office/drawing/2015/9/8/chartex" xmlns:cx2="http://schemas.microsoft.com/office/drawing/2015/10/21/chartex" xmlns:cx3="http://schemas.microsoft.com/office/drawing/2016/5/9/chartex" xmlns:cx4="http://schemas.microsoft.com/office/drawing/2016/5/10/chartex" xmlns:cx5="http://schemas.microsoft.com/office/drawing/2016/5/11/chartex" xmlns:cx6="http://schemas.microsoft.com/office/drawing/2016/5/12/chartex" xmlns:cx7="http://schemas.microsoft.com/office/drawing/2016/5/13/chartex" xmlns:cx8="http://schemas.microsoft.com/office/drawing/2016/5/14/chartex" xmlns:mc="http://schemas.openxmlformats.org/markup-compatibility/2006" xmlns:aink="http://schemas.microsoft.com/office/drawing/2016/ink" xmlns:am3d="http://schemas.microsoft.com/office/drawing/2017/model3d" xmlns:o="urn:schemas-microsoft-com:office:office" xmlns:r="http://schemas.openxmlformats.org/officeDocument/2006/relationships" xmlns:m="http://schemas.openxmlformats.org/officeDocument/2006/math" xmlns:v="urn:schemas-microsoft-com:vml" xmlns:wp14="http://schemas.microsoft.com/office/word/2010/wordprocessingDrawing" xmlns:wp="http://schemas.openxmlformats.org/drawingml/2006/wordprocessingDrawing" xmlns:w10="urn:schemas-microsoft-com:office:word" xmlns:w="http://schemas.openxmlformats.org/wordprocessingml/2006/main" xmlns:w14="http://schemas.microsoft.com/office/word/2010/wordml" xmlns:w15="http://schemas.microsoft.com/office/word/2012/wordml" xmlns:w16cex="http://schemas.microsoft.com/office/word/2018/wordml/cex" xmlns:w16cid="http://schemas.microsoft.com/office/word/2016/wordml/cid" xmlns:w16="http://schemas.microsoft.com/office/word/2018/wordml" xmlns:w16sdtdh="http://schemas.microsoft.com/office/word/2020/wordml/sdtdatahash" xmlns:w16se="http://schemas.microsoft.com/office/word/2015/wordml/symex" xmlns:wpg="http://schemas.microsoft.com/office/word/2010/wordprocessingGroup" xmlns:wpi="http://schemas.microsoft.com/office/word/2010/wordprocessingInk" xmlns:wne="http://schemas.microsoft.com/office/word/2006/wordml" xmlns:wps="http://schemas.microsoft.com/office/word/2010/wordprocessingShape" mc:Ignorable="w14 w15 w16se w16cid w16 w16cex w16sdtdh wp14">
+<w:ftr xmlns:wpc="http://schemas.microsoft.com/office/word/2010/wordprocessingCanvas" xmlns:cx="http://schemas.microsoft.com/office/drawing/2014/chartex" xmlns:cx1="http://schemas.microsoft.com/office/drawing/2015/9/8/chartex" xmlns:cx2="http://schemas.microsoft.com/office/drawing/2015/10/21/chartex" xmlns:cx3="http://schemas.microsoft.com/office/drawing/2016/5/9/chartex" xmlns:cx4="http://schemas.microsoft.com/office/drawing/2016/5/10/chartex" xmlns:cx5="http://schemas.microsoft.com/office/drawing/2016/5/11/chartex" xmlns:cx6="http://schemas.microsoft.com/office/drawing/2016/5/12/chartex" xmlns:cx7="http://schemas.microsoft.com/office/drawing/2016/5/13/chartex" xmlns:cx8="http://schemas.microsoft.com/office/drawing/2016/5/14/chartex" xmlns:mc="http://schemas.openxmlformats.org/markup-compatibility/2006" xmlns:aink="http://schemas.microsoft.com/office/drawing/2016/ink" xmlns:am3d="http://schemas.microsoft.com/office/drawing/2017/model3d" xmlns:o="urn:schemas-microsoft-com:office:office" xmlns:oel="http://schemas.microsoft.com/office/2019/extlst" xmlns:r="http://schemas.openxmlformats.org/officeDocument/2006/relationships" xmlns:m="http://schemas.openxmlformats.org/officeDocument/2006/math" xmlns:v="urn:schemas-microsoft-com:vml" xmlns:wp14="http://schemas.microsoft.com/office/word/2010/wordprocessingDrawing" xmlns:wp="http://schemas.openxmlformats.org/drawingml/2006/wordprocessingDrawing" xmlns:w10="urn:schemas-microsoft-com:office:word" xmlns:w="http://schemas.openxmlformats.org/wordprocessingml/2006/main" xmlns:w14="http://schemas.microsoft.com/office/word/2010/wordml" xmlns:w15="http://schemas.microsoft.com/office/word/2012/wordml" xmlns:w16cex="http://schemas.microsoft.com/office/word/2018/wordml/cex" xmlns:w16cid="http://schemas.microsoft.com/office/word/2016/wordml/cid" xmlns:w16="http://schemas.microsoft.com/office/word/2018/wordml" xmlns:w16du="http://schemas.microsoft.com/office/word/2023/wordml/word16du" xmlns:w16sdtdh="http://schemas.microsoft.com/office/word/2020/wordml/sdtdatahash" xmlns:w16sdtfl="http://schemas.microsoft.com/office/word/2024/wordml/sdtformatlock" xmlns:w16se="http://schemas.microsoft.com/office/word/2015/wordml/symex" xmlns:wpg="http://schemas.microsoft.com/office/word/2010/wordprocessingGroup" xmlns:wpi="http://schemas.microsoft.com/office/word/2010/wordprocessingInk" xmlns:wne="http://schemas.microsoft.com/office/word/2006/wordml" xmlns:wps="http://schemas.microsoft.com/office/word/2010/wordprocessingShape" mc:Ignorable="w14 w15 w16se w16cid w16 w16cex w16sdtdh w16sdtfl w16du wp14">
+  <w:p>
+    <w:pPr>
+      <w:pStyle w:val="Piedepgina"/>
+    </w:pPr>
+  </w:p>
+</w:ftr>
+</file>
+
+<file path=word/footer2.xml><?xml version="1.0" encoding="utf-8"?>
+<w:ftr xmlns:wpc="http://schemas.microsoft.com/office/word/2010/wordprocessingCanvas" xmlns:cx="http://schemas.microsoft.com/office/drawing/2014/chartex" xmlns:cx1="http://schemas.microsoft.com/office/drawing/2015/9/8/chartex" xmlns:cx2="http://schemas.microsoft.com/office/drawing/2015/10/21/chartex" xmlns:cx3="http://schemas.microsoft.com/office/drawing/2016/5/9/chartex" xmlns:cx4="http://schemas.microsoft.com/office/drawing/2016/5/10/chartex" xmlns:cx5="http://schemas.microsoft.com/office/drawing/2016/5/11/chartex" xmlns:cx6="http://schemas.microsoft.com/office/drawing/2016/5/12/chartex" xmlns:cx7="http://schemas.microsoft.com/office/drawing/2016/5/13/chartex" xmlns:cx8="http://schemas.microsoft.com/office/drawing/2016/5/14/chartex" xmlns:mc="http://schemas.openxmlformats.org/markup-compatibility/2006" xmlns:aink="http://schemas.microsoft.com/office/drawing/2016/ink" xmlns:am3d="http://schemas.microsoft.com/office/drawing/2017/model3d" xmlns:o="urn:schemas-microsoft-com:office:office" xmlns:oel="http://schemas.microsoft.com/office/2019/extlst" xmlns:r="http://schemas.openxmlformats.org/officeDocument/2006/relationships" xmlns:m="http://schemas.openxmlformats.org/officeDocument/2006/math" xmlns:v="urn:schemas-microsoft-com:vml" xmlns:wp14="http://schemas.microsoft.com/office/word/2010/wordprocessingDrawing" xmlns:wp="http://schemas.openxmlformats.org/drawingml/2006/wordprocessingDrawing" xmlns:w10="urn:schemas-microsoft-com:office:word" xmlns:w="http://schemas.openxmlformats.org/wordprocessingml/2006/main" xmlns:w14="http://schemas.microsoft.com/office/word/2010/wordml" xmlns:w15="http://schemas.microsoft.com/office/word/2012/wordml" xmlns:w16cex="http://schemas.microsoft.com/office/word/2018/wordml/cex" xmlns:w16cid="http://schemas.microsoft.com/office/word/2016/wordml/cid" xmlns:w16="http://schemas.microsoft.com/office/word/2018/wordml" xmlns:w16du="http://schemas.microsoft.com/office/word/2023/wordml/word16du" xmlns:w16sdtdh="http://schemas.microsoft.com/office/word/2020/wordml/sdtdatahash" xmlns:w16sdtfl="http://schemas.microsoft.com/office/word/2024/wordml/sdtformatlock" xmlns:w16se="http://schemas.microsoft.com/office/word/2015/wordml/symex" xmlns:wpg="http://schemas.microsoft.com/office/word/2010/wordprocessingGroup" xmlns:wpi="http://schemas.microsoft.com/office/word/2010/wordprocessingInk" xmlns:wne="http://schemas.microsoft.com/office/word/2006/wordml" xmlns:wps="http://schemas.microsoft.com/office/word/2010/wordprocessingShape" mc:Ignorable="w14 w15 w16se w16cid w16 w16cex w16sdtdh w16sdtfl w16du wp14">
   <w:p>
     <w:pPr>
       <w:pBdr>
@@ -3129,21 +3120,22 @@
       </w:rPr>
       <w:fldChar w:fldCharType="end"/>
     </w:r>
-    <w:r>
-      <w:rPr>
-        <w:b/>
-        <w:color w:val="000000"/>
-        <w:sz w:val="24"/>
-        <w:szCs w:val="24"/>
-      </w:rPr>
-      <w:t xml:space="preserve">                                                                                                          INT1_3B_XXXX_A_01_ProjectCharter</w:t>
-    </w:r>
+  </w:p>
+</w:ftr>
+</file>
+
+<file path=word/footer3.xml><?xml version="1.0" encoding="utf-8"?>
+<w:ftr xmlns:wpc="http://schemas.microsoft.com/office/word/2010/wordprocessingCanvas" xmlns:cx="http://schemas.microsoft.com/office/drawing/2014/chartex" xmlns:cx1="http://schemas.microsoft.com/office/drawing/2015/9/8/chartex" xmlns:cx2="http://schemas.microsoft.com/office/drawing/2015/10/21/chartex" xmlns:cx3="http://schemas.microsoft.com/office/drawing/2016/5/9/chartex" xmlns:cx4="http://schemas.microsoft.com/office/drawing/2016/5/10/chartex" xmlns:cx5="http://schemas.microsoft.com/office/drawing/2016/5/11/chartex" xmlns:cx6="http://schemas.microsoft.com/office/drawing/2016/5/12/chartex" xmlns:cx7="http://schemas.microsoft.com/office/drawing/2016/5/13/chartex" xmlns:cx8="http://schemas.microsoft.com/office/drawing/2016/5/14/chartex" xmlns:mc="http://schemas.openxmlformats.org/markup-compatibility/2006" xmlns:aink="http://schemas.microsoft.com/office/drawing/2016/ink" xmlns:am3d="http://schemas.microsoft.com/office/drawing/2017/model3d" xmlns:o="urn:schemas-microsoft-com:office:office" xmlns:oel="http://schemas.microsoft.com/office/2019/extlst" xmlns:r="http://schemas.openxmlformats.org/officeDocument/2006/relationships" xmlns:m="http://schemas.openxmlformats.org/officeDocument/2006/math" xmlns:v="urn:schemas-microsoft-com:vml" xmlns:wp14="http://schemas.microsoft.com/office/word/2010/wordprocessingDrawing" xmlns:wp="http://schemas.openxmlformats.org/drawingml/2006/wordprocessingDrawing" xmlns:w10="urn:schemas-microsoft-com:office:word" xmlns:w="http://schemas.openxmlformats.org/wordprocessingml/2006/main" xmlns:w14="http://schemas.microsoft.com/office/word/2010/wordml" xmlns:w15="http://schemas.microsoft.com/office/word/2012/wordml" xmlns:w16cex="http://schemas.microsoft.com/office/word/2018/wordml/cex" xmlns:w16cid="http://schemas.microsoft.com/office/word/2016/wordml/cid" xmlns:w16="http://schemas.microsoft.com/office/word/2018/wordml" xmlns:w16du="http://schemas.microsoft.com/office/word/2023/wordml/word16du" xmlns:w16sdtdh="http://schemas.microsoft.com/office/word/2020/wordml/sdtdatahash" xmlns:w16sdtfl="http://schemas.microsoft.com/office/word/2024/wordml/sdtformatlock" xmlns:w16se="http://schemas.microsoft.com/office/word/2015/wordml/symex" xmlns:wpg="http://schemas.microsoft.com/office/word/2010/wordprocessingGroup" xmlns:wpi="http://schemas.microsoft.com/office/word/2010/wordprocessingInk" xmlns:wne="http://schemas.microsoft.com/office/word/2006/wordml" xmlns:wps="http://schemas.microsoft.com/office/word/2010/wordprocessingShape" mc:Ignorable="w14 w15 w16se w16cid w16 w16cex w16sdtdh w16sdtfl w16du wp14">
+  <w:p>
+    <w:pPr>
+      <w:pStyle w:val="Piedepgina"/>
+    </w:pPr>
   </w:p>
 </w:ftr>
 </file>
 
 <file path=word/footnotes.xml><?xml version="1.0" encoding="utf-8"?>
-<w:footnotes xmlns:wpc="http://schemas.microsoft.com/office/word/2010/wordprocessingCanvas" xmlns:cx="http://schemas.microsoft.com/office/drawing/2014/chartex" xmlns:cx1="http://schemas.microsoft.com/office/drawing/2015/9/8/chartex" xmlns:cx2="http://schemas.microsoft.com/office/drawing/2015/10/21/chartex" xmlns:cx3="http://schemas.microsoft.com/office/drawing/2016/5/9/chartex" xmlns:cx4="http://schemas.microsoft.com/office/drawing/2016/5/10/chartex" xmlns:cx5="http://schemas.microsoft.com/office/drawing/2016/5/11/chartex" xmlns:cx6="http://schemas.microsoft.com/office/drawing/2016/5/12/chartex" xmlns:cx7="http://schemas.microsoft.com/office/drawing/2016/5/13/chartex" xmlns:cx8="http://schemas.microsoft.com/office/drawing/2016/5/14/chartex" xmlns:mc="http://schemas.openxmlformats.org/markup-compatibility/2006" xmlns:aink="http://schemas.microsoft.com/office/drawing/2016/ink" xmlns:am3d="http://schemas.microsoft.com/office/drawing/2017/model3d" xmlns:o="urn:schemas-microsoft-com:office:office" xmlns:r="http://schemas.openxmlformats.org/officeDocument/2006/relationships" xmlns:m="http://schemas.openxmlformats.org/officeDocument/2006/math" xmlns:v="urn:schemas-microsoft-com:vml" xmlns:wp14="http://schemas.microsoft.com/office/word/2010/wordprocessingDrawing" xmlns:wp="http://schemas.openxmlformats.org/drawingml/2006/wordprocessingDrawing" xmlns:w10="urn:schemas-microsoft-com:office:word" xmlns:w="http://schemas.openxmlformats.org/wordprocessingml/2006/main" xmlns:w14="http://schemas.microsoft.com/office/word/2010/wordml" xmlns:w15="http://schemas.microsoft.com/office/word/2012/wordml" xmlns:w16cex="http://schemas.microsoft.com/office/word/2018/wordml/cex" xmlns:w16cid="http://schemas.microsoft.com/office/word/2016/wordml/cid" xmlns:w16="http://schemas.microsoft.com/office/word/2018/wordml" xmlns:w16sdtdh="http://schemas.microsoft.com/office/word/2020/wordml/sdtdatahash" xmlns:w16se="http://schemas.microsoft.com/office/word/2015/wordml/symex" xmlns:wpg="http://schemas.microsoft.com/office/word/2010/wordprocessingGroup" xmlns:wpi="http://schemas.microsoft.com/office/word/2010/wordprocessingInk" xmlns:wne="http://schemas.microsoft.com/office/word/2006/wordml" xmlns:wps="http://schemas.microsoft.com/office/word/2010/wordprocessingShape" mc:Ignorable="w14 w15 w16se w16cid w16 w16cex w16sdtdh wp14">
+<w:footnotes xmlns:wpc="http://schemas.microsoft.com/office/word/2010/wordprocessingCanvas" xmlns:cx="http://schemas.microsoft.com/office/drawing/2014/chartex" xmlns:cx1="http://schemas.microsoft.com/office/drawing/2015/9/8/chartex" xmlns:cx2="http://schemas.microsoft.com/office/drawing/2015/10/21/chartex" xmlns:cx3="http://schemas.microsoft.com/office/drawing/2016/5/9/chartex" xmlns:cx4="http://schemas.microsoft.com/office/drawing/2016/5/10/chartex" xmlns:cx5="http://schemas.microsoft.com/office/drawing/2016/5/11/chartex" xmlns:cx6="http://schemas.microsoft.com/office/drawing/2016/5/12/chartex" xmlns:cx7="http://schemas.microsoft.com/office/drawing/2016/5/13/chartex" xmlns:cx8="http://schemas.microsoft.com/office/drawing/2016/5/14/chartex" xmlns:mc="http://schemas.openxmlformats.org/markup-compatibility/2006" xmlns:aink="http://schemas.microsoft.com/office/drawing/2016/ink" xmlns:am3d="http://schemas.microsoft.com/office/drawing/2017/model3d" xmlns:o="urn:schemas-microsoft-com:office:office" xmlns:oel="http://schemas.microsoft.com/office/2019/extlst" xmlns:r="http://schemas.openxmlformats.org/officeDocument/2006/relationships" xmlns:m="http://schemas.openxmlformats.org/officeDocument/2006/math" xmlns:v="urn:schemas-microsoft-com:vml" xmlns:wp14="http://schemas.microsoft.com/office/word/2010/wordprocessingDrawing" xmlns:wp="http://schemas.openxmlformats.org/drawingml/2006/wordprocessingDrawing" xmlns:w10="urn:schemas-microsoft-com:office:word" xmlns:w="http://schemas.openxmlformats.org/wordprocessingml/2006/main" xmlns:w14="http://schemas.microsoft.com/office/word/2010/wordml" xmlns:w15="http://schemas.microsoft.com/office/word/2012/wordml" xmlns:w16cex="http://schemas.microsoft.com/office/word/2018/wordml/cex" xmlns:w16cid="http://schemas.microsoft.com/office/word/2016/wordml/cid" xmlns:w16="http://schemas.microsoft.com/office/word/2018/wordml" xmlns:w16du="http://schemas.microsoft.com/office/word/2023/wordml/word16du" xmlns:w16sdtdh="http://schemas.microsoft.com/office/word/2020/wordml/sdtdatahash" xmlns:w16sdtfl="http://schemas.microsoft.com/office/word/2024/wordml/sdtformatlock" xmlns:w16se="http://schemas.microsoft.com/office/word/2015/wordml/symex" xmlns:wpg="http://schemas.microsoft.com/office/word/2010/wordprocessingGroup" xmlns:wpi="http://schemas.microsoft.com/office/word/2010/wordprocessingInk" xmlns:wne="http://schemas.microsoft.com/office/word/2006/wordml" xmlns:wps="http://schemas.microsoft.com/office/word/2010/wordprocessingShape" mc:Ignorable="w14 w15 w16se w16cid w16 w16cex w16sdtdh w16sdtfl w16du wp14">
   <w:footnote w:type="separator" w:id="-1">
     <w:p>
       <w:pPr>
@@ -3168,7 +3160,17 @@
 </file>
 
 <file path=word/header1.xml><?xml version="1.0" encoding="utf-8"?>
-<w:hdr xmlns:wpc="http://schemas.microsoft.com/office/word/2010/wordprocessingCanvas" xmlns:cx="http://schemas.microsoft.com/office/drawing/2014/chartex" xmlns:cx1="http://schemas.microsoft.com/office/drawing/2015/9/8/chartex" xmlns:cx2="http://schemas.microsoft.com/office/drawing/2015/10/21/chartex" xmlns:cx3="http://schemas.microsoft.com/office/drawing/2016/5/9/chartex" xmlns:cx4="http://schemas.microsoft.com/office/drawing/2016/5/10/chartex" xmlns:cx5="http://schemas.microsoft.com/office/drawing/2016/5/11/chartex" xmlns:cx6="http://schemas.microsoft.com/office/drawing/2016/5/12/chartex" xmlns:cx7="http://schemas.microsoft.com/office/drawing/2016/5/13/chartex" xmlns:cx8="http://schemas.microsoft.com/office/drawing/2016/5/14/chartex" xmlns:mc="http://schemas.openxmlformats.org/markup-compatibility/2006" xmlns:aink="http://schemas.microsoft.com/office/drawing/2016/ink" xmlns:am3d="http://schemas.microsoft.com/office/drawing/2017/model3d" xmlns:o="urn:schemas-microsoft-com:office:office" xmlns:r="http://schemas.openxmlformats.org/officeDocument/2006/relationships" xmlns:m="http://schemas.openxmlformats.org/officeDocument/2006/math" xmlns:v="urn:schemas-microsoft-com:vml" xmlns:wp14="http://schemas.microsoft.com/office/word/2010/wordprocessingDrawing" xmlns:wp="http://schemas.openxmlformats.org/drawingml/2006/wordprocessingDrawing" xmlns:w10="urn:schemas-microsoft-com:office:word" xmlns:w="http://schemas.openxmlformats.org/wordprocessingml/2006/main" xmlns:w14="http://schemas.microsoft.com/office/word/2010/wordml" xmlns:w15="http://schemas.microsoft.com/office/word/2012/wordml" xmlns:w16cex="http://schemas.microsoft.com/office/word/2018/wordml/cex" xmlns:w16cid="http://schemas.microsoft.com/office/word/2016/wordml/cid" xmlns:w16="http://schemas.microsoft.com/office/word/2018/wordml" xmlns:w16sdtdh="http://schemas.microsoft.com/office/word/2020/wordml/sdtdatahash" xmlns:w16se="http://schemas.microsoft.com/office/word/2015/wordml/symex" xmlns:wpg="http://schemas.microsoft.com/office/word/2010/wordprocessingGroup" xmlns:wpi="http://schemas.microsoft.com/office/word/2010/wordprocessingInk" xmlns:wne="http://schemas.microsoft.com/office/word/2006/wordml" xmlns:wps="http://schemas.microsoft.com/office/word/2010/wordprocessingShape" mc:Ignorable="w14 w15 w16se w16cid w16 w16cex w16sdtdh wp14">
+<w:hdr xmlns:wpc="http://schemas.microsoft.com/office/word/2010/wordprocessingCanvas" xmlns:cx="http://schemas.microsoft.com/office/drawing/2014/chartex" xmlns:cx1="http://schemas.microsoft.com/office/drawing/2015/9/8/chartex" xmlns:cx2="http://schemas.microsoft.com/office/drawing/2015/10/21/chartex" xmlns:cx3="http://schemas.microsoft.com/office/drawing/2016/5/9/chartex" xmlns:cx4="http://schemas.microsoft.com/office/drawing/2016/5/10/chartex" xmlns:cx5="http://schemas.microsoft.com/office/drawing/2016/5/11/chartex" xmlns:cx6="http://schemas.microsoft.com/office/drawing/2016/5/12/chartex" xmlns:cx7="http://schemas.microsoft.com/office/drawing/2016/5/13/chartex" xmlns:cx8="http://schemas.microsoft.com/office/drawing/2016/5/14/chartex" xmlns:mc="http://schemas.openxmlformats.org/markup-compatibility/2006" xmlns:aink="http://schemas.microsoft.com/office/drawing/2016/ink" xmlns:am3d="http://schemas.microsoft.com/office/drawing/2017/model3d" xmlns:o="urn:schemas-microsoft-com:office:office" xmlns:oel="http://schemas.microsoft.com/office/2019/extlst" xmlns:r="http://schemas.openxmlformats.org/officeDocument/2006/relationships" xmlns:m="http://schemas.openxmlformats.org/officeDocument/2006/math" xmlns:v="urn:schemas-microsoft-com:vml" xmlns:wp14="http://schemas.microsoft.com/office/word/2010/wordprocessingDrawing" xmlns:wp="http://schemas.openxmlformats.org/drawingml/2006/wordprocessingDrawing" xmlns:w10="urn:schemas-microsoft-com:office:word" xmlns:w="http://schemas.openxmlformats.org/wordprocessingml/2006/main" xmlns:w14="http://schemas.microsoft.com/office/word/2010/wordml" xmlns:w15="http://schemas.microsoft.com/office/word/2012/wordml" xmlns:w16cex="http://schemas.microsoft.com/office/word/2018/wordml/cex" xmlns:w16cid="http://schemas.microsoft.com/office/word/2016/wordml/cid" xmlns:w16="http://schemas.microsoft.com/office/word/2018/wordml" xmlns:w16du="http://schemas.microsoft.com/office/word/2023/wordml/word16du" xmlns:w16sdtdh="http://schemas.microsoft.com/office/word/2020/wordml/sdtdatahash" xmlns:w16sdtfl="http://schemas.microsoft.com/office/word/2024/wordml/sdtformatlock" xmlns:w16se="http://schemas.microsoft.com/office/word/2015/wordml/symex" xmlns:wpg="http://schemas.microsoft.com/office/word/2010/wordprocessingGroup" xmlns:wpi="http://schemas.microsoft.com/office/word/2010/wordprocessingInk" xmlns:wne="http://schemas.microsoft.com/office/word/2006/wordml" xmlns:wps="http://schemas.microsoft.com/office/word/2010/wordprocessingShape" mc:Ignorable="w14 w15 w16se w16cid w16 w16cex w16sdtdh w16sdtfl w16du wp14">
+  <w:p>
+    <w:pPr>
+      <w:pStyle w:val="Encabezado"/>
+    </w:pPr>
+  </w:p>
+</w:hdr>
+</file>
+
+<file path=word/header2.xml><?xml version="1.0" encoding="utf-8"?>
+<w:hdr xmlns:wpc="http://schemas.microsoft.com/office/word/2010/wordprocessingCanvas" xmlns:cx="http://schemas.microsoft.com/office/drawing/2014/chartex" xmlns:cx1="http://schemas.microsoft.com/office/drawing/2015/9/8/chartex" xmlns:cx2="http://schemas.microsoft.com/office/drawing/2015/10/21/chartex" xmlns:cx3="http://schemas.microsoft.com/office/drawing/2016/5/9/chartex" xmlns:cx4="http://schemas.microsoft.com/office/drawing/2016/5/10/chartex" xmlns:cx5="http://schemas.microsoft.com/office/drawing/2016/5/11/chartex" xmlns:cx6="http://schemas.microsoft.com/office/drawing/2016/5/12/chartex" xmlns:cx7="http://schemas.microsoft.com/office/drawing/2016/5/13/chartex" xmlns:cx8="http://schemas.microsoft.com/office/drawing/2016/5/14/chartex" xmlns:mc="http://schemas.openxmlformats.org/markup-compatibility/2006" xmlns:aink="http://schemas.microsoft.com/office/drawing/2016/ink" xmlns:am3d="http://schemas.microsoft.com/office/drawing/2017/model3d" xmlns:o="urn:schemas-microsoft-com:office:office" xmlns:oel="http://schemas.microsoft.com/office/2019/extlst" xmlns:r="http://schemas.openxmlformats.org/officeDocument/2006/relationships" xmlns:m="http://schemas.openxmlformats.org/officeDocument/2006/math" xmlns:v="urn:schemas-microsoft-com:vml" xmlns:wp14="http://schemas.microsoft.com/office/word/2010/wordprocessingDrawing" xmlns:wp="http://schemas.openxmlformats.org/drawingml/2006/wordprocessingDrawing" xmlns:w10="urn:schemas-microsoft-com:office:word" xmlns:w="http://schemas.openxmlformats.org/wordprocessingml/2006/main" xmlns:w14="http://schemas.microsoft.com/office/word/2010/wordml" xmlns:w15="http://schemas.microsoft.com/office/word/2012/wordml" xmlns:w16cex="http://schemas.microsoft.com/office/word/2018/wordml/cex" xmlns:w16cid="http://schemas.microsoft.com/office/word/2016/wordml/cid" xmlns:w16="http://schemas.microsoft.com/office/word/2018/wordml" xmlns:w16du="http://schemas.microsoft.com/office/word/2023/wordml/word16du" xmlns:w16sdtdh="http://schemas.microsoft.com/office/word/2020/wordml/sdtdatahash" xmlns:w16sdtfl="http://schemas.microsoft.com/office/word/2024/wordml/sdtformatlock" xmlns:w16se="http://schemas.microsoft.com/office/word/2015/wordml/symex" xmlns:wpg="http://schemas.microsoft.com/office/word/2010/wordprocessingGroup" xmlns:wpi="http://schemas.microsoft.com/office/word/2010/wordprocessingInk" xmlns:wne="http://schemas.microsoft.com/office/word/2006/wordml" xmlns:wps="http://schemas.microsoft.com/office/word/2010/wordprocessingShape" mc:Ignorable="w14 w15 w16se w16cid w16 w16cex w16sdtdh w16sdtfl w16du wp14">
   <w:p>
     <w:pPr>
       <w:pBdr>
@@ -3249,19 +3251,8 @@
         <w:sz w:val="44"/>
         <w:szCs w:val="44"/>
       </w:rPr>
-      <w:t xml:space="preserve">Project </w:t>
+      <w:t>Project Charter</w:t>
     </w:r>
-    <w:proofErr w:type="spellStart"/>
-    <w:r>
-      <w:rPr>
-        <w:b/>
-        <w:color w:val="2E74B5"/>
-        <w:sz w:val="44"/>
-        <w:szCs w:val="44"/>
-      </w:rPr>
-      <w:t>Charter</w:t>
-    </w:r>
-    <w:proofErr w:type="spellEnd"/>
     <w:r>
       <w:rPr>
         <w:noProof/>
@@ -3527,8 +3518,18 @@
 </w:hdr>
 </file>
 
+<file path=word/header3.xml><?xml version="1.0" encoding="utf-8"?>
+<w:hdr xmlns:wpc="http://schemas.microsoft.com/office/word/2010/wordprocessingCanvas" xmlns:cx="http://schemas.microsoft.com/office/drawing/2014/chartex" xmlns:cx1="http://schemas.microsoft.com/office/drawing/2015/9/8/chartex" xmlns:cx2="http://schemas.microsoft.com/office/drawing/2015/10/21/chartex" xmlns:cx3="http://schemas.microsoft.com/office/drawing/2016/5/9/chartex" xmlns:cx4="http://schemas.microsoft.com/office/drawing/2016/5/10/chartex" xmlns:cx5="http://schemas.microsoft.com/office/drawing/2016/5/11/chartex" xmlns:cx6="http://schemas.microsoft.com/office/drawing/2016/5/12/chartex" xmlns:cx7="http://schemas.microsoft.com/office/drawing/2016/5/13/chartex" xmlns:cx8="http://schemas.microsoft.com/office/drawing/2016/5/14/chartex" xmlns:mc="http://schemas.openxmlformats.org/markup-compatibility/2006" xmlns:aink="http://schemas.microsoft.com/office/drawing/2016/ink" xmlns:am3d="http://schemas.microsoft.com/office/drawing/2017/model3d" xmlns:o="urn:schemas-microsoft-com:office:office" xmlns:oel="http://schemas.microsoft.com/office/2019/extlst" xmlns:r="http://schemas.openxmlformats.org/officeDocument/2006/relationships" xmlns:m="http://schemas.openxmlformats.org/officeDocument/2006/math" xmlns:v="urn:schemas-microsoft-com:vml" xmlns:wp14="http://schemas.microsoft.com/office/word/2010/wordprocessingDrawing" xmlns:wp="http://schemas.openxmlformats.org/drawingml/2006/wordprocessingDrawing" xmlns:w10="urn:schemas-microsoft-com:office:word" xmlns:w="http://schemas.openxmlformats.org/wordprocessingml/2006/main" xmlns:w14="http://schemas.microsoft.com/office/word/2010/wordml" xmlns:w15="http://schemas.microsoft.com/office/word/2012/wordml" xmlns:w16cex="http://schemas.microsoft.com/office/word/2018/wordml/cex" xmlns:w16cid="http://schemas.microsoft.com/office/word/2016/wordml/cid" xmlns:w16="http://schemas.microsoft.com/office/word/2018/wordml" xmlns:w16du="http://schemas.microsoft.com/office/word/2023/wordml/word16du" xmlns:w16sdtdh="http://schemas.microsoft.com/office/word/2020/wordml/sdtdatahash" xmlns:w16sdtfl="http://schemas.microsoft.com/office/word/2024/wordml/sdtformatlock" xmlns:w16se="http://schemas.microsoft.com/office/word/2015/wordml/symex" xmlns:wpg="http://schemas.microsoft.com/office/word/2010/wordprocessingGroup" xmlns:wpi="http://schemas.microsoft.com/office/word/2010/wordprocessingInk" xmlns:wne="http://schemas.microsoft.com/office/word/2006/wordml" xmlns:wps="http://schemas.microsoft.com/office/word/2010/wordprocessingShape" mc:Ignorable="w14 w15 w16se w16cid w16 w16cex w16sdtdh w16sdtfl w16du wp14">
+  <w:p>
+    <w:pPr>
+      <w:pStyle w:val="Encabezado"/>
+    </w:pPr>
+  </w:p>
+</w:hdr>
+</file>
+
 <file path=word/numbering.xml><?xml version="1.0" encoding="utf-8"?>
-<w:numbering xmlns:wpc="http://schemas.microsoft.com/office/word/2010/wordprocessingCanvas" xmlns:cx="http://schemas.microsoft.com/office/drawing/2014/chartex" xmlns:cx1="http://schemas.microsoft.com/office/drawing/2015/9/8/chartex" xmlns:cx2="http://schemas.microsoft.com/office/drawing/2015/10/21/chartex" xmlns:cx3="http://schemas.microsoft.com/office/drawing/2016/5/9/chartex" xmlns:cx4="http://schemas.microsoft.com/office/drawing/2016/5/10/chartex" xmlns:cx5="http://schemas.microsoft.com/office/drawing/2016/5/11/chartex" xmlns:cx6="http://schemas.microsoft.com/office/drawing/2016/5/12/chartex" xmlns:cx7="http://schemas.microsoft.com/office/drawing/2016/5/13/chartex" xmlns:cx8="http://schemas.microsoft.com/office/drawing/2016/5/14/chartex" xmlns:mc="http://schemas.openxmlformats.org/markup-compatibility/2006" xmlns:aink="http://schemas.microsoft.com/office/drawing/2016/ink" xmlns:am3d="http://schemas.microsoft.com/office/drawing/2017/model3d" xmlns:o="urn:schemas-microsoft-com:office:office" xmlns:r="http://schemas.openxmlformats.org/officeDocument/2006/relationships" xmlns:m="http://schemas.openxmlformats.org/officeDocument/2006/math" xmlns:v="urn:schemas-microsoft-com:vml" xmlns:wp14="http://schemas.microsoft.com/office/word/2010/wordprocessingDrawing" xmlns:wp="http://schemas.openxmlformats.org/drawingml/2006/wordprocessingDrawing" xmlns:w10="urn:schemas-microsoft-com:office:word" xmlns:w="http://schemas.openxmlformats.org/wordprocessingml/2006/main" xmlns:w14="http://schemas.microsoft.com/office/word/2010/wordml" xmlns:w15="http://schemas.microsoft.com/office/word/2012/wordml" xmlns:w16cex="http://schemas.microsoft.com/office/word/2018/wordml/cex" xmlns:w16cid="http://schemas.microsoft.com/office/word/2016/wordml/cid" xmlns:w16="http://schemas.microsoft.com/office/word/2018/wordml" xmlns:w16sdtdh="http://schemas.microsoft.com/office/word/2020/wordml/sdtdatahash" xmlns:w16se="http://schemas.microsoft.com/office/word/2015/wordml/symex" xmlns:wpg="http://schemas.microsoft.com/office/word/2010/wordprocessingGroup" xmlns:wpi="http://schemas.microsoft.com/office/word/2010/wordprocessingInk" xmlns:wne="http://schemas.microsoft.com/office/word/2006/wordml" xmlns:wps="http://schemas.microsoft.com/office/word/2010/wordprocessingShape" mc:Ignorable="w14 w15 w16se w16cid w16 w16cex w16sdtdh wp14">
+<w:numbering xmlns:wpc="http://schemas.microsoft.com/office/word/2010/wordprocessingCanvas" xmlns:cx="http://schemas.microsoft.com/office/drawing/2014/chartex" xmlns:cx1="http://schemas.microsoft.com/office/drawing/2015/9/8/chartex" xmlns:cx2="http://schemas.microsoft.com/office/drawing/2015/10/21/chartex" xmlns:cx3="http://schemas.microsoft.com/office/drawing/2016/5/9/chartex" xmlns:cx4="http://schemas.microsoft.com/office/drawing/2016/5/10/chartex" xmlns:cx5="http://schemas.microsoft.com/office/drawing/2016/5/11/chartex" xmlns:cx6="http://schemas.microsoft.com/office/drawing/2016/5/12/chartex" xmlns:cx7="http://schemas.microsoft.com/office/drawing/2016/5/13/chartex" xmlns:cx8="http://schemas.microsoft.com/office/drawing/2016/5/14/chartex" xmlns:mc="http://schemas.openxmlformats.org/markup-compatibility/2006" xmlns:aink="http://schemas.microsoft.com/office/drawing/2016/ink" xmlns:am3d="http://schemas.microsoft.com/office/drawing/2017/model3d" xmlns:o="urn:schemas-microsoft-com:office:office" xmlns:oel="http://schemas.microsoft.com/office/2019/extlst" xmlns:r="http://schemas.openxmlformats.org/officeDocument/2006/relationships" xmlns:m="http://schemas.openxmlformats.org/officeDocument/2006/math" xmlns:v="urn:schemas-microsoft-com:vml" xmlns:wp14="http://schemas.microsoft.com/office/word/2010/wordprocessingDrawing" xmlns:wp="http://schemas.openxmlformats.org/drawingml/2006/wordprocessingDrawing" xmlns:w10="urn:schemas-microsoft-com:office:word" xmlns:w="http://schemas.openxmlformats.org/wordprocessingml/2006/main" xmlns:w14="http://schemas.microsoft.com/office/word/2010/wordml" xmlns:w15="http://schemas.microsoft.com/office/word/2012/wordml" xmlns:w16cex="http://schemas.microsoft.com/office/word/2018/wordml/cex" xmlns:w16cid="http://schemas.microsoft.com/office/word/2016/wordml/cid" xmlns:w16="http://schemas.microsoft.com/office/word/2018/wordml" xmlns:w16du="http://schemas.microsoft.com/office/word/2023/wordml/word16du" xmlns:w16sdtdh="http://schemas.microsoft.com/office/word/2020/wordml/sdtdatahash" xmlns:w16sdtfl="http://schemas.microsoft.com/office/word/2024/wordml/sdtformatlock" xmlns:w16se="http://schemas.microsoft.com/office/word/2015/wordml/symex" xmlns:wpg="http://schemas.microsoft.com/office/word/2010/wordprocessingGroup" xmlns:wpi="http://schemas.microsoft.com/office/word/2010/wordprocessingInk" xmlns:wne="http://schemas.microsoft.com/office/word/2006/wordml" xmlns:wps="http://schemas.microsoft.com/office/word/2010/wordprocessingShape" mc:Ignorable="w14 w15 w16se w16cid w16 w16cex w16sdtdh w16sdtfl w16du wp14">
   <w:abstractNum w:abstractNumId="0" w15:restartNumberingAfterBreak="0">
     <w:nsid w:val="668B2744"/>
     <w:multiLevelType w:val="multilevel"/>
@@ -3641,14 +3642,14 @@
       </w:rPr>
     </w:lvl>
   </w:abstractNum>
-  <w:num w:numId="1">
+  <w:num w:numId="1" w16cid:durableId="132337509">
     <w:abstractNumId w:val="0"/>
   </w:num>
 </w:numbering>
 </file>
 
 <file path=word/styles.xml><?xml version="1.0" encoding="utf-8"?>
-<w:styles xmlns:mc="http://schemas.openxmlformats.org/markup-compatibility/2006" xmlns:r="http://schemas.openxmlformats.org/officeDocument/2006/relationships" xmlns:w="http://schemas.openxmlformats.org/wordprocessingml/2006/main" xmlns:w14="http://schemas.microsoft.com/office/word/2010/wordml" xmlns:w15="http://schemas.microsoft.com/office/word/2012/wordml" xmlns:w16cex="http://schemas.microsoft.com/office/word/2018/wordml/cex" xmlns:w16cid="http://schemas.microsoft.com/office/word/2016/wordml/cid" xmlns:w16="http://schemas.microsoft.com/office/word/2018/wordml" xmlns:w16sdtdh="http://schemas.microsoft.com/office/word/2020/wordml/sdtdatahash" xmlns:w16se="http://schemas.microsoft.com/office/word/2015/wordml/symex" mc:Ignorable="w14 w15 w16se w16cid w16 w16cex w16sdtdh">
+<w:styles xmlns:mc="http://schemas.openxmlformats.org/markup-compatibility/2006" xmlns:r="http://schemas.openxmlformats.org/officeDocument/2006/relationships" xmlns:w="http://schemas.openxmlformats.org/wordprocessingml/2006/main" xmlns:w14="http://schemas.microsoft.com/office/word/2010/wordml" xmlns:w15="http://schemas.microsoft.com/office/word/2012/wordml" xmlns:w16cex="http://schemas.microsoft.com/office/word/2018/wordml/cex" xmlns:w16cid="http://schemas.microsoft.com/office/word/2016/wordml/cid" xmlns:w16="http://schemas.microsoft.com/office/word/2018/wordml" xmlns:w16du="http://schemas.microsoft.com/office/word/2023/wordml/word16du" xmlns:w16sdtdh="http://schemas.microsoft.com/office/word/2020/wordml/sdtdatahash" xmlns:w16sdtfl="http://schemas.microsoft.com/office/word/2024/wordml/sdtformatlock" xmlns:w16se="http://schemas.microsoft.com/office/word/2015/wordml/symex" mc:Ignorable="w14 w15 w16se w16cid w16 w16cex w16sdtdh w16sdtfl w16du">
   <w:docDefaults>
     <w:rPrDefault>
       <w:rPr>

--- a/ProjectCharter.docx
+++ b/ProjectCharter.docx
@@ -69,6 +69,7 @@
           <w:p>
             <w:pPr>
               <w:spacing w:after="240" w:line="240" w:lineRule="auto"/>
+              <w:jc w:val="both"/>
             </w:pPr>
             <w:r>
               <w:t>Como parte fundamental de sus procesos de manufactura y cumplimiento normativo, la planta Vantive Cuernavaca genera anualmente un volumen considerable de lotes de producción. Por cada uno de estos lotes se retienen muestras con el fin de realizar las revisiones periódicas anuales que garantizan la seguridad y calidad de los productos para el cuidado renal.</w:t>
@@ -77,6 +78,7 @@
           <w:p>
             <w:pPr>
               <w:spacing w:before="240" w:after="0" w:line="240" w:lineRule="auto"/>
+              <w:jc w:val="both"/>
             </w:pPr>
             <w:r>
               <w:t>Actualmente, el control y la gestión de estas muestras se llevan a cabo de manera manual mediante el uso de bitácoras físicas. Esta falta de digitalización y centralización de la información genera dificultades críticas al momento en que el área de calidad requiere localizar muestras específicas para su inspección, derivando en tiempos de búsqueda excesivos y una baja eficiencia operativa.</w:t>
@@ -140,6 +142,7 @@
           <w:p>
             <w:pPr>
               <w:spacing w:after="0" w:line="240" w:lineRule="auto"/>
+              <w:jc w:val="both"/>
             </w:pPr>
             <w:r>
               <w:t xml:space="preserve">El uso actual de bitácoras físicas representa un riesgo crítico de cumplimiento, ya que dificulta la adherencia a los principios ALCOA+ (Atribuible, Legible, Contemporáneo, Original, Exacto, además de Completo, Consistente, </w:t>
@@ -189,6 +192,7 @@
           <w:p>
             <w:pPr>
               <w:spacing w:after="0" w:line="240" w:lineRule="auto"/>
+              <w:jc w:val="both"/>
               <w:rPr>
                 <w:b/>
               </w:rPr>
@@ -211,6 +215,7 @@
           <w:p>
             <w:pPr>
               <w:spacing w:after="0" w:line="240" w:lineRule="auto"/>
+              <w:jc w:val="both"/>
             </w:pPr>
             <w:r>
               <w:t>Optimizar la trazabilidad y el control del ciclo de vida de las muestras de retención en la planta Vantive Cuernavaca, mediante la implementación de un sistema de gestión para garantizar el cumplimiento de las auditorías de calidad.</w:t>
